--- a/ind/docx/21.content.docx
+++ b/ind/docx/21.content.docx
@@ -10505,19 +10505,7 @@
         <w:rPr>
           <w:lang w:val="id_ID" w:bidi="id_ID"/>
         </w:rPr>
-        <w:t xml:space="preserve">Catatan terakhir oleh penyunting kitab ini (lihat "Penulis dan Penerima" dalam </w:t>
-      </w:r>
-      <w:r>
-        <w:rPr>
-          <w:lang w:val="id_ID" w:bidi="id_ID"/>
-        </w:rPr>
-        <w:t>Pendahuluan Kitab</w:t>
-      </w:r>
-      <w:r>
-        <w:rPr>
-          <w:lang w:val="id_ID" w:bidi="id_ID"/>
-        </w:rPr>
-        <w:t>) menunjukkan rasa hormat kepada sang Pengkhotbah. Ini mendorong pembaca untuk menerapkan pelajaran dari Pengkhotbah dan membagikan kesimpulan penyunting setelah mempelajari Pengkhotbah (</w:t>
+        <w:t>Catatan terakhir oleh penyunting kitab ini (lihat "Penulis dan Penerima" dalam Pendahuluan Kitab) menunjukkan rasa hormat kepada sang Pengkhotbah. Ini mendorong pembaca untuk menerapkan pelajaran dari Pengkhotbah dan membagikan kesimpulan penyunting setelah mempelajari Pengkhotbah (</w:t>
       </w:r>
       <w:r>
         <w:rPr>
